--- a/docs/docx/module/mouse_gutbrain_de.docx
+++ b/docs/docx/module/mouse_gutbrain_de.docx
@@ -15,7 +15,7 @@
         <w:pStyle w:val="Date"/>
       </w:pPr>
       <w:r>
-        <w:t xml:space="preserve">2026-08-26</w:t>
+        <w:t xml:space="preserve">2026-10-01</w:t>
       </w:r>
     </w:p>
     <w:bookmarkStart w:id="21" w:name="overview"/>

--- a/docs/docx/module/mouse_gutbrain_de.docx
+++ b/docs/docx/module/mouse_gutbrain_de.docx
@@ -15,7 +15,7 @@
         <w:pStyle w:val="Date"/>
       </w:pPr>
       <w:r>
-        <w:t xml:space="preserve">2026-10-01</w:t>
+        <w:t xml:space="preserve">2026-10-05</w:t>
       </w:r>
     </w:p>
     <w:bookmarkStart w:id="21" w:name="overview"/>
@@ -386,7 +386,7 @@
       </w:r>
     </w:p>
     <w:bookmarkEnd w:id="30"/>
-    <w:bookmarkStart w:id="49" w:name="student-materials"/>
+    <w:bookmarkStart w:id="50" w:name="student-materials"/>
     <w:p>
       <w:pPr>
         <w:pStyle w:val="Heading2"/>
@@ -533,12 +533,6 @@
                 <w:t xml:space="preserve">Google Doc</w:t>
               </w:r>
             </w:hyperlink>
-            <w:r>
-              <w:t xml:space="preserve"> </w:t>
-            </w:r>
-            <w:r>
-              <w:t xml:space="preserve">- coming soon!</w:t>
-            </w:r>
           </w:p>
           <w:p>
             <w:pPr>
@@ -858,7 +852,7 @@
                 <w:numId w:val="1005"/>
               </w:numPr>
             </w:pPr>
-            <w:hyperlink r:id="rId34">
+            <w:hyperlink r:id="rId49">
               <w:r>
                 <w:rPr>
                   <w:rStyle w:val="Hyperlink"/>
@@ -871,8 +865,8 @@
         </w:tc>
       </w:tr>
     </w:tbl>
-    <w:bookmarkEnd w:id="49"/>
-    <w:bookmarkStart w:id="51" w:name="instructor-materials"/>
+    <w:bookmarkEnd w:id="50"/>
+    <w:bookmarkStart w:id="53" w:name="instructor-materials"/>
     <w:p>
       <w:pPr>
         <w:pStyle w:val="Heading2"/>
@@ -891,7 +885,7 @@
       <w:r>
         <w:t xml:space="preserve"> </w:t>
       </w:r>
-      <w:hyperlink r:id="rId50">
+      <w:hyperlink r:id="rId51">
         <w:r>
           <w:rPr>
             <w:rStyle w:val="Hyperlink"/>
@@ -903,8 +897,30 @@
         <w:t xml:space="preserve">.</w:t>
       </w:r>
     </w:p>
-    <w:bookmarkEnd w:id="51"/>
-    <w:bookmarkStart w:id="53" w:name="scientific-topics"/>
+    <w:p>
+      <w:pPr>
+        <w:pStyle w:val="BodyText"/>
+      </w:pPr>
+      <w:r>
+        <w:t xml:space="preserve">An answer key is available</w:t>
+      </w:r>
+      <w:r>
+        <w:t xml:space="preserve"> </w:t>
+      </w:r>
+      <w:hyperlink r:id="rId52">
+        <w:r>
+          <w:rPr>
+            <w:rStyle w:val="Hyperlink"/>
+          </w:rPr>
+          <w:t xml:space="preserve">here</w:t>
+        </w:r>
+      </w:hyperlink>
+      <w:r>
+        <w:t xml:space="preserve">. Please message Ava Hoffman (ahoffma2 at fredhutch dot org) to get access.</w:t>
+      </w:r>
+    </w:p>
+    <w:bookmarkEnd w:id="53"/>
+    <w:bookmarkStart w:id="55" w:name="scientific-topics"/>
     <w:p>
       <w:pPr>
         <w:pStyle w:val="Heading2"/>
@@ -923,7 +939,7 @@
       <w:r>
         <w:t xml:space="preserve"> </w:t>
       </w:r>
-      <w:hyperlink r:id="rId52">
+      <w:hyperlink r:id="rId54">
         <w:r>
           <w:rPr>
             <w:rStyle w:val="Hyperlink"/>
@@ -1039,8 +1055,8 @@
         <w:t xml:space="preserve">Striatum: the part of the brain involved in motor control and cognitive tasks like reward processing, decision-making, and social interactions</w:t>
       </w:r>
     </w:p>
-    <w:bookmarkEnd w:id="53"/>
-    <w:bookmarkStart w:id="54" w:name="outline-for-rna-seq-minicure-extension"/>
+    <w:bookmarkEnd w:id="55"/>
+    <w:bookmarkStart w:id="56" w:name="outline-for-rna-seq-minicure-extension"/>
     <w:p>
       <w:pPr>
         <w:pStyle w:val="Heading2"/>
@@ -1093,8 +1109,8 @@
         <w:t xml:space="preserve">Analyzing Differential Expression Data</w:t>
       </w:r>
     </w:p>
-    <w:bookmarkEnd w:id="54"/>
-    <w:bookmarkStart w:id="58" w:name="outline-for-rna-seq-standalone-activity"/>
+    <w:bookmarkEnd w:id="56"/>
+    <w:bookmarkStart w:id="60" w:name="outline-for-rna-seq-standalone-activity"/>
     <w:p>
       <w:pPr>
         <w:pStyle w:val="Heading2"/>
@@ -1136,8 +1152,8 @@
         <w:t xml:space="preserve">Analyzing Differential Expression Data</w:t>
       </w:r>
     </w:p>
-    <w:bookmarkStart w:id="57" w:name="refs"/>
-    <w:bookmarkStart w:id="56" w:name="ref-sharon2019"/>
+    <w:bookmarkStart w:id="59" w:name="refs"/>
+    <w:bookmarkStart w:id="58" w:name="ref-sharon2019"/>
     <w:p>
       <w:pPr>
         <w:pStyle w:val="Bibliography"/>
@@ -1189,7 +1205,7 @@
       <w:r>
         <w:t xml:space="preserve"> </w:t>
       </w:r>
-      <w:hyperlink r:id="rId55">
+      <w:hyperlink r:id="rId57">
         <w:r>
           <w:rPr>
             <w:rStyle w:val="Hyperlink"/>
@@ -1198,9 +1214,9 @@
         </w:r>
       </w:hyperlink>
     </w:p>
-    <w:bookmarkEnd w:id="56"/>
-    <w:bookmarkEnd w:id="57"/>
     <w:bookmarkEnd w:id="58"/>
+    <w:bookmarkEnd w:id="59"/>
+    <w:bookmarkEnd w:id="60"/>
     <w:sectPr>
       <w:footnotePr>
         <w:numRestart w:val="eachSect"/>

--- a/docs/docx/module/mouse_gutbrain_de.docx
+++ b/docs/docx/module/mouse_gutbrain_de.docx
@@ -15,7 +15,7 @@
         <w:pStyle w:val="Date"/>
       </w:pPr>
       <w:r>
-        <w:t xml:space="preserve">2026-10-05</w:t>
+        <w:t xml:space="preserve">2026-10-07</w:t>
       </w:r>
     </w:p>
     <w:bookmarkStart w:id="21" w:name="overview"/>

--- a/docs/docx/module/mouse_gutbrain_de.docx
+++ b/docs/docx/module/mouse_gutbrain_de.docx
@@ -15,7 +15,7 @@
         <w:pStyle w:val="Date"/>
       </w:pPr>
       <w:r>
-        <w:t xml:space="preserve">2026-10-07</w:t>
+        <w:t xml:space="preserve">2026-10-20</w:t>
       </w:r>
     </w:p>
     <w:bookmarkStart w:id="21" w:name="overview"/>

--- a/docs/docx/module/mouse_gutbrain_de.docx
+++ b/docs/docx/module/mouse_gutbrain_de.docx
@@ -15,7 +15,7 @@
         <w:pStyle w:val="Date"/>
       </w:pPr>
       <w:r>
-        <w:t xml:space="preserve">2026-10-20</w:t>
+        <w:t xml:space="preserve">2026-10-26</w:t>
       </w:r>
     </w:p>
     <w:bookmarkStart w:id="21" w:name="overview"/>

--- a/docs/docx/module/mouse_gutbrain_de.docx
+++ b/docs/docx/module/mouse_gutbrain_de.docx
@@ -15,7 +15,7 @@
         <w:pStyle w:val="Date"/>
       </w:pPr>
       <w:r>
-        <w:t xml:space="preserve">2026-10-26</w:t>
+        <w:t xml:space="preserve">2026-10-27</w:t>
       </w:r>
     </w:p>
     <w:bookmarkStart w:id="21" w:name="overview"/>

--- a/docs/docx/module/mouse_gutbrain_de.docx
+++ b/docs/docx/module/mouse_gutbrain_de.docx
@@ -15,7 +15,7 @@
         <w:pStyle w:val="Date"/>
       </w:pPr>
       <w:r>
-        <w:t xml:space="preserve">2026-10-27</w:t>
+        <w:t xml:space="preserve">2026-10-28</w:t>
       </w:r>
     </w:p>
     <w:bookmarkStart w:id="21" w:name="overview"/>

--- a/docs/docx/module/mouse_gutbrain_de.docx
+++ b/docs/docx/module/mouse_gutbrain_de.docx
@@ -15,7 +15,7 @@
         <w:pStyle w:val="Date"/>
       </w:pPr>
       <w:r>
-        <w:t xml:space="preserve">2026-10-28</w:t>
+        <w:t xml:space="preserve">2026-10-31</w:t>
       </w:r>
     </w:p>
     <w:bookmarkStart w:id="21" w:name="overview"/>
